--- a/HR Documents/Employee Performance Evaluation Form - INJAAZ.DOCX
+++ b/HR Documents/Employee Performance Evaluation Form - INJAAZ.DOCX
@@ -2,120 +2,96 @@
 <file path=word/document.xml><?xml version="1.0" encoding="utf-8"?>
 <w:document xmlns:wpc="http://schemas.microsoft.com/office/word/2010/wordprocessingCanvas" xmlns:mc="http://schemas.openxmlformats.org/markup-compatibility/2006" xmlns:o="urn:schemas-microsoft-com:office:office" xmlns:r="http://schemas.openxmlformats.org/officeDocument/2006/relationships" xmlns:m="http://schemas.openxmlformats.org/officeDocument/2006/math" xmlns:v="urn:schemas-microsoft-com:vml" xmlns:wp14="http://schemas.microsoft.com/office/word/2010/wordprocessingDrawing" xmlns:wp="http://schemas.openxmlformats.org/drawingml/2006/wordprocessingDrawing" xmlns:w10="urn:schemas-microsoft-com:office:word" xmlns:w="http://schemas.openxmlformats.org/wordprocessingml/2006/main" xmlns:w14="http://schemas.microsoft.com/office/word/2010/wordml" xmlns:wpg="http://schemas.microsoft.com/office/word/2010/wordprocessingGroup" xmlns:wpi="http://schemas.microsoft.com/office/word/2010/wordprocessingInk" xmlns:wne="http://schemas.microsoft.com/office/word/2006/wordml" xmlns:wps="http://schemas.microsoft.com/office/word/2010/wordprocessingShape" mc:Ignorable="w14 wp14">
   <w:body>
-    <w:p>
-      <w:pPr>
-        <w:jc w:val="center"/>
-        <w:rPr>
-          <w:b/>
-          <w:bCs/>
-          <w:color w:val="006666"/>
-          <w:sz w:val="24"/>
-          <w:szCs w:val="28"/>
-          <w:u w:val="single"/>
-        </w:rPr>
-      </w:pPr>
-      <w:r>
-        <w:rPr>
-          <w:b/>
-          <w:bCs/>
-          <w:color w:val="006666"/>
-          <w:sz w:val="24"/>
-          <w:szCs w:val="28"/>
-          <w:u w:val="single"/>
-        </w:rPr>
-        <w:t xml:space="preserve">EMPLOYEE </w:t>
-      </w:r>
-      <w:r>
-        <w:rPr>
-          <w:b/>
-          <w:bCs/>
-          <w:color w:val="006666"/>
-          <w:sz w:val="24"/>
-          <w:szCs w:val="28"/>
-          <w:u w:val="single"/>
-        </w:rPr>
-        <w:t xml:space="preserve">PERFORMANCE EVALULATION FORM </w:t>
-      </w:r>
-    </w:p>
-    <w:p>
-      <w:pPr>
-        <w:jc w:val="center"/>
-        <w:rPr>
-          <w:b/>
-          <w:bCs/>
-          <w:i/>
-          <w:sz w:val="20"/>
-          <w:szCs w:val="18"/>
-          <w:u w:val="single"/>
-        </w:rPr>
-      </w:pPr>
-      <w:r>
-        <w:rPr>
-          <w:b/>
-          <w:bCs/>
-          <w:i/>
-          <w:sz w:val="20"/>
-          <w:szCs w:val="18"/>
-          <w:u w:val="single"/>
-        </w:rPr>
-        <w:t xml:space="preserve">To be filled by </w:t>
-      </w:r>
-      <w:r>
-        <w:rPr>
-          <w:b/>
-          <w:bCs/>
-          <w:i/>
-          <w:sz w:val="20"/>
-          <w:szCs w:val="18"/>
-          <w:u w:val="single"/>
-        </w:rPr>
-        <w:t>S</w:t>
-      </w:r>
-      <w:r>
-        <w:rPr>
-          <w:b/>
-          <w:bCs/>
-          <w:i/>
-          <w:sz w:val="20"/>
-          <w:szCs w:val="18"/>
-          <w:u w:val="single"/>
-        </w:rPr>
-        <w:t>upervisor</w:t>
-      </w:r>
-      <w:r>
-        <w:rPr>
-          <w:b/>
-          <w:bCs/>
-          <w:i/>
-          <w:sz w:val="20"/>
-          <w:szCs w:val="18"/>
-          <w:u w:val="single"/>
-        </w:rPr>
-        <w:t>/HOD</w:t>
-      </w:r>
-      <w:r>
-        <w:rPr>
-          <w:b/>
-          <w:bCs/>
-          <w:i/>
-          <w:sz w:val="20"/>
-          <w:szCs w:val="18"/>
-          <w:u w:val="single"/>
-        </w:rPr>
-        <w:t>/Manager</w:t>
-      </w:r>
-      <w:r>
-        <w:rPr>
-          <w:b/>
-          <w:bCs/>
-          <w:i/>
-          <w:sz w:val="20"/>
-          <w:szCs w:val="18"/>
-          <w:u w:val="single"/>
-        </w:rPr>
-        <w:t>:</w:t>
-      </w:r>
-    </w:p>
+    <w:tbl>
+      <w:tblPr>
+        <w:tblW w:type="auto" w:w="0"/>
+        <w:tblLayout w:type="fixed"/>
+        <w:tblLook w:firstColumn="1" w:firstRow="1" w:lastColumn="0" w:lastRow="0" w:noHBand="0" w:noVBand="1" w:val="04A0"/>
+      </w:tblPr>
+      <w:tblGrid>
+        <w:gridCol w:w="4513"/>
+        <w:gridCol w:w="4513"/>
+      </w:tblGrid>
+      <w:tr>
+        <w:trPr>
+          <w:trHeight w:val="240" w:hRule="atLeast"/>
+        </w:trPr>
+        <w:tc>
+          <w:tcPr>
+            <w:tcW w:type="dxa" w:w="7654"/>
+            <w:tcMar>
+              <w:top w:w="60" w:type="dxa"/>
+              <w:bottom w:w="0" w:type="dxa"/>
+            </w:tcMar>
+          </w:tcPr>
+          <w:p>
+            <w:pPr>
+              <w:keepLines/>
+              <w:spacing w:after="0"/>
+              <w:jc w:val="left"/>
+            </w:pPr>
+            <w:r/>
+            <w:r>
+              <w:rPr>
+                <w:rFonts w:ascii="Calibri" w:hAnsi="Calibri"/>
+                <w:b/>
+                <w:sz w:val="40"/>
+              </w:rPr>
+              <w:t>Employee Performance Evaluation Form</w:t>
+            </w:r>
+          </w:p>
+        </w:tc>
+        <w:tc>
+          <w:tcPr>
+            <w:tcW w:type="dxa" w:w="1984"/>
+            <w:tcMar>
+              <w:top w:w="60" w:type="dxa"/>
+              <w:bottom w:w="0" w:type="dxa"/>
+            </w:tcMar>
+          </w:tcPr>
+          <w:p>
+            <w:pPr>
+              <w:spacing w:after="0"/>
+              <w:jc w:val="right"/>
+            </w:pPr>
+            <w:r>
+              <w:drawing>
+                <wp:inline xmlns:a="http://schemas.openxmlformats.org/drawingml/2006/main" xmlns:pic="http://schemas.openxmlformats.org/drawingml/2006/picture">
+                  <wp:extent cx="648000" cy="609405"/>
+                  <wp:docPr id="1" name="Picture 1"/>
+                  <wp:cNvGraphicFramePr>
+                    <a:graphicFrameLocks noChangeAspect="1"/>
+                  </wp:cNvGraphicFramePr>
+                  <a:graphic>
+                    <a:graphicData uri="http://schemas.openxmlformats.org/drawingml/2006/picture">
+                      <pic:pic>
+                        <pic:nvPicPr>
+                          <pic:cNvPr id="0" name="image.png"/>
+                          <pic:cNvPicPr/>
+                        </pic:nvPicPr>
+                        <pic:blipFill>
+                          <a:blip r:embed="rId16"/>
+                          <a:stretch>
+                            <a:fillRect/>
+                          </a:stretch>
+                        </pic:blipFill>
+                        <pic:spPr>
+                          <a:xfrm>
+                            <a:off x="0" y="0"/>
+                            <a:ext cx="648000" cy="609405"/>
+                          </a:xfrm>
+                          <a:prstGeom prst="rect"/>
+                        </pic:spPr>
+                      </pic:pic>
+                    </a:graphicData>
+                  </a:graphic>
+                </wp:inline>
+              </w:drawing>
+            </w:r>
+          </w:p>
+        </w:tc>
+      </w:tr>
+    </w:tbl>
     <w:tbl>
       <w:tblPr>
         <w:tblStyle w:val="TableGrid"/>
@@ -172,14 +148,9 @@
             <w:tcW w:w="3646" w:type="dxa"/>
           </w:tcPr>
           <w:p>
-            <w:pPr>
-              <w:rPr>
-                <w:b/>
-                <w:bCs/>
-                <w:sz w:val="20"/>
-                <w:szCs w:val="20"/>
-              </w:rPr>
-            </w:pPr>
+            <w:r>
+              <w:t>{{ employee_name }}</w:t>
+            </w:r>
           </w:p>
         </w:tc>
         <w:tc>
@@ -211,7 +182,11 @@
           <w:tcPr>
             <w:tcW w:w="2403" w:type="dxa"/>
           </w:tcPr>
-          <w:p/>
+          <w:p>
+            <w:r>
+              <w:t>{{ date_of_evaluation }}</w:t>
+            </w:r>
+          </w:p>
         </w:tc>
       </w:tr>
       <w:tr>
@@ -266,14 +241,9 @@
             <w:tcW w:w="3646" w:type="dxa"/>
           </w:tcPr>
           <w:p>
-            <w:pPr>
-              <w:rPr>
-                <w:b/>
-                <w:bCs/>
-                <w:sz w:val="20"/>
-                <w:szCs w:val="20"/>
-              </w:rPr>
-            </w:pPr>
+            <w:r>
+              <w:t>{{ employee_id }}</w:t>
+            </w:r>
           </w:p>
         </w:tc>
         <w:tc>
@@ -305,7 +275,11 @@
           <w:tcPr>
             <w:tcW w:w="2403" w:type="dxa"/>
           </w:tcPr>
-          <w:p/>
+          <w:p>
+            <w:r>
+              <w:t>{{ date_of_joining }}</w:t>
+            </w:r>
+          </w:p>
         </w:tc>
       </w:tr>
       <w:tr>
@@ -342,14 +316,9 @@
             <w:tcW w:w="3646" w:type="dxa"/>
           </w:tcPr>
           <w:p>
-            <w:pPr>
-              <w:rPr>
-                <w:b/>
-                <w:bCs/>
-                <w:sz w:val="20"/>
-                <w:szCs w:val="20"/>
-              </w:rPr>
-            </w:pPr>
+            <w:r>
+              <w:t>{{ department }}</w:t>
+            </w:r>
           </w:p>
         </w:tc>
         <w:tc>
@@ -382,9 +351,9 @@
             <w:tcW w:w="2403" w:type="dxa"/>
           </w:tcPr>
           <w:p>
-            <w:pPr>
-              <w:ind w:firstLine="720"/>
-            </w:pPr>
+            <w:r>
+              <w:t>{{ designation }}</w:t>
+            </w:r>
           </w:p>
         </w:tc>
       </w:tr>
@@ -449,80 +418,14 @@
             <w:tcW w:w="8163" w:type="dxa"/>
             <w:gridSpan w:val="3"/>
           </w:tcPr>
-          <w:p/>
+          <w:p>
+            <w:r>
+              <w:t>{{ evaluation_done_by }}</w:t>
+            </w:r>
+          </w:p>
         </w:tc>
       </w:tr>
     </w:tbl>
-    <w:p>
-      <w:pPr>
-        <w:jc w:val="center"/>
-        <w:rPr>
-          <w:b/>
-          <w:bCs/>
-          <w:i/>
-          <w:sz w:val="2"/>
-          <w:szCs w:val="18"/>
-          <w:u w:val="single"/>
-        </w:rPr>
-      </w:pPr>
-    </w:p>
-    <w:p>
-      <w:pPr>
-        <w:jc w:val="center"/>
-        <w:rPr>
-          <w:b/>
-          <w:bCs/>
-          <w:i/>
-          <w:sz w:val="20"/>
-          <w:szCs w:val="18"/>
-          <w:u w:val="single"/>
-        </w:rPr>
-      </w:pPr>
-      <w:r>
-        <w:rPr>
-          <w:b/>
-          <w:bCs/>
-          <w:i/>
-          <w:sz w:val="20"/>
-          <w:szCs w:val="18"/>
-          <w:u w:val="single"/>
-        </w:rPr>
-        <w:t xml:space="preserve">To be filled by the </w:t>
-      </w:r>
-      <w:r>
-        <w:rPr>
-          <w:b/>
-          <w:bCs/>
-          <w:i/>
-          <w:sz w:val="20"/>
-          <w:szCs w:val="18"/>
-          <w:u w:val="single"/>
-        </w:rPr>
-        <w:t xml:space="preserve">Performance </w:t>
-      </w:r>
-      <w:r>
-        <w:rPr>
-          <w:b/>
-          <w:bCs/>
-          <w:i/>
-          <w:sz w:val="20"/>
-          <w:szCs w:val="18"/>
-          <w:u w:val="single"/>
-        </w:rPr>
-        <w:t>Evaluator</w:t>
-      </w:r>
-      <w:r>
-        <w:rPr>
-          <w:b/>
-          <w:bCs/>
-          <w:i/>
-          <w:sz w:val="20"/>
-          <w:szCs w:val="18"/>
-          <w:u w:val="single"/>
-        </w:rPr>
-        <w:t>:</w:t>
-      </w:r>
-    </w:p>
     <w:tbl>
       <w:tblPr>
         <w:tblStyle w:val="TableGrid"/>
@@ -1014,9 +917,9 @@
             <w:tcW w:w="1047" w:type="dxa"/>
           </w:tcPr>
           <w:p>
-            <w:pPr>
-              <w:pStyle w:val="NoSpacing"/>
-            </w:pPr>
+            <w:r>
+              <w:t>{{ score_01 }}</w:t>
+            </w:r>
           </w:p>
         </w:tc>
       </w:tr>
@@ -1098,9 +1001,9 @@
             <w:tcW w:w="1047" w:type="dxa"/>
           </w:tcPr>
           <w:p>
-            <w:pPr>
-              <w:pStyle w:val="NoSpacing"/>
-            </w:pPr>
+            <w:r>
+              <w:t>{{ score_02 }}</w:t>
+            </w:r>
           </w:p>
         </w:tc>
       </w:tr>
@@ -1192,9 +1095,9 @@
             <w:tcW w:w="1047" w:type="dxa"/>
           </w:tcPr>
           <w:p>
-            <w:pPr>
-              <w:pStyle w:val="NoSpacing"/>
-            </w:pPr>
+            <w:r>
+              <w:t>{{ score_03 }}</w:t>
+            </w:r>
           </w:p>
         </w:tc>
       </w:tr>
@@ -1258,9 +1161,9 @@
             <w:tcW w:w="1047" w:type="dxa"/>
           </w:tcPr>
           <w:p>
-            <w:pPr>
-              <w:pStyle w:val="NoSpacing"/>
-            </w:pPr>
+            <w:r>
+              <w:t>{{ score_04 }}</w:t>
+            </w:r>
           </w:p>
         </w:tc>
       </w:tr>
@@ -1346,9 +1249,9 @@
             <w:tcW w:w="1047" w:type="dxa"/>
           </w:tcPr>
           <w:p>
-            <w:pPr>
-              <w:pStyle w:val="NoSpacing"/>
-            </w:pPr>
+            <w:r>
+              <w:t>{{ score_05 }}</w:t>
+            </w:r>
           </w:p>
         </w:tc>
       </w:tr>
@@ -1412,9 +1315,9 @@
             <w:tcW w:w="1047" w:type="dxa"/>
           </w:tcPr>
           <w:p>
-            <w:pPr>
-              <w:pStyle w:val="NoSpacing"/>
-            </w:pPr>
+            <w:r>
+              <w:t>{{ score_06 }}</w:t>
+            </w:r>
           </w:p>
         </w:tc>
       </w:tr>
@@ -1478,9 +1381,9 @@
             <w:tcW w:w="1047" w:type="dxa"/>
           </w:tcPr>
           <w:p>
-            <w:pPr>
-              <w:pStyle w:val="NoSpacing"/>
-            </w:pPr>
+            <w:r>
+              <w:t>{{ score_07 }}</w:t>
+            </w:r>
           </w:p>
         </w:tc>
       </w:tr>
@@ -1582,9 +1485,9 @@
             <w:tcW w:w="1047" w:type="dxa"/>
           </w:tcPr>
           <w:p>
-            <w:pPr>
-              <w:pStyle w:val="NoSpacing"/>
-            </w:pPr>
+            <w:r>
+              <w:t>{{ score_08 }}</w:t>
+            </w:r>
           </w:p>
         </w:tc>
       </w:tr>
@@ -1660,9 +1563,9 @@
             <w:tcW w:w="1047" w:type="dxa"/>
           </w:tcPr>
           <w:p>
-            <w:pPr>
-              <w:pStyle w:val="NoSpacing"/>
-            </w:pPr>
+            <w:r>
+              <w:t>{{ score_09 }}</w:t>
+            </w:r>
           </w:p>
         </w:tc>
       </w:tr>
@@ -1786,9 +1689,9 @@
             </w:tcBorders>
           </w:tcPr>
           <w:p>
-            <w:pPr>
-              <w:pStyle w:val="NoSpacing"/>
-            </w:pPr>
+            <w:r>
+              <w:t>{{ score_10 }}</w:t>
+            </w:r>
           </w:p>
         </w:tc>
       </w:tr>
@@ -1843,15 +1746,18 @@
             <w:shd w:val="clear" w:color="auto" w:fill="FFF2CC" w:themeFill="accent4" w:themeFillTint="33"/>
           </w:tcPr>
           <w:p>
-            <w:pPr>
-              <w:pStyle w:val="NoSpacing"/>
-            </w:pPr>
+            <w:r>
+              <w:t>{{ overall_score }}</w:t>
+            </w:r>
           </w:p>
         </w:tc>
       </w:tr>
     </w:tbl>
-    <w:p/>
-    <w:p/>
+    <w:p>
+      <w:pPr>
+        <w:spacing w:before="0"/>
+      </w:pPr>
+    </w:p>
     <w:tbl>
       <w:tblPr>
         <w:tblStyle w:val="TableGrid"/>
@@ -1956,15 +1862,9 @@
             <w:tcW w:w="3280" w:type="dxa"/>
           </w:tcPr>
           <w:p>
-            <w:pPr>
-              <w:pStyle w:val="NoSpacing"/>
-              <w:rPr>
-                <w:b/>
-                <w:bCs/>
-                <w:sz w:val="20"/>
-                <w:szCs w:val="20"/>
-              </w:rPr>
-            </w:pPr>
+            <w:r>
+              <w:t>{{ evaluator_name }}</w:t>
+            </w:r>
           </w:p>
         </w:tc>
         <w:tc>
@@ -2011,15 +1911,9 @@
             <w:gridSpan w:val="2"/>
           </w:tcPr>
           <w:p>
-            <w:pPr>
-              <w:pStyle w:val="NoSpacing"/>
-              <w:rPr>
-                <w:b/>
-                <w:bCs/>
-                <w:sz w:val="20"/>
-                <w:szCs w:val="20"/>
-              </w:rPr>
-            </w:pPr>
+            <w:r>
+              <w:t>{{ evaluator_designation }}</w:t>
+            </w:r>
           </w:p>
         </w:tc>
       </w:tr>
@@ -2089,72 +1983,9 @@
             <w:gridSpan w:val="5"/>
           </w:tcPr>
           <w:p>
-            <w:pPr>
-              <w:pStyle w:val="NoSpacing"/>
-              <w:rPr>
-                <w:b/>
-                <w:bCs/>
-                <w:sz w:val="20"/>
-                <w:szCs w:val="20"/>
-              </w:rPr>
-            </w:pPr>
-          </w:p>
-          <w:p>
-            <w:pPr>
-              <w:pStyle w:val="NoSpacing"/>
-              <w:rPr>
-                <w:bCs/>
-                <w:sz w:val="20"/>
-                <w:szCs w:val="20"/>
-              </w:rPr>
-            </w:pPr>
-            <w:r>
-              <w:rPr>
-                <w:bCs/>
-                <w:sz w:val="20"/>
-                <w:szCs w:val="20"/>
-              </w:rPr>
-              <w:t>……………………………………………………………………………………………………………………................</w:t>
-            </w:r>
-          </w:p>
-          <w:p>
-            <w:pPr>
-              <w:pStyle w:val="NoSpacing"/>
-              <w:rPr>
-                <w:bCs/>
-                <w:sz w:val="20"/>
-                <w:szCs w:val="20"/>
-              </w:rPr>
-            </w:pPr>
-          </w:p>
-          <w:p>
-            <w:pPr>
-              <w:pStyle w:val="NoSpacing"/>
-              <w:rPr>
-                <w:bCs/>
-                <w:sz w:val="20"/>
-                <w:szCs w:val="20"/>
-              </w:rPr>
-            </w:pPr>
-            <w:r>
-              <w:rPr>
-                <w:bCs/>
-                <w:sz w:val="20"/>
-                <w:szCs w:val="20"/>
-              </w:rPr>
-              <w:t>……………………………………………………………………………………………………………………………………</w:t>
-            </w:r>
-          </w:p>
-          <w:p>
-            <w:pPr>
-              <w:pStyle w:val="NoSpacing"/>
-              <w:rPr>
-                <w:b/>
-                <w:bCs/>
-                <w:sz w:val="20"/>
-                <w:szCs w:val="20"/>
-              </w:rPr>
-            </w:pPr>
+            <w:r>
+              <w:t>{{ evaluator_observation }}</w:t>
+            </w:r>
           </w:p>
         </w:tc>
       </w:tr>
@@ -2232,37 +2063,9 @@
             <w:gridSpan w:val="5"/>
           </w:tcPr>
           <w:p>
-            <w:pPr>
-              <w:pStyle w:val="NoSpacing"/>
-              <w:rPr>
-                <w:b/>
-                <w:bCs/>
-                <w:sz w:val="20"/>
-                <w:szCs w:val="20"/>
-              </w:rPr>
-            </w:pPr>
-          </w:p>
-          <w:p>
-            <w:pPr>
-              <w:pStyle w:val="NoSpacing"/>
-              <w:rPr>
-                <w:b/>
-                <w:bCs/>
-                <w:sz w:val="20"/>
-                <w:szCs w:val="20"/>
-              </w:rPr>
-            </w:pPr>
-          </w:p>
-          <w:p>
-            <w:pPr>
-              <w:pStyle w:val="NoSpacing"/>
-              <w:rPr>
-                <w:b/>
-                <w:bCs/>
-                <w:sz w:val="20"/>
-                <w:szCs w:val="20"/>
-              </w:rPr>
-            </w:pPr>
+            <w:r>
+              <w:t>{{ area_of_concern }}</w:t>
+            </w:r>
           </w:p>
         </w:tc>
       </w:tr>
@@ -2314,15 +2117,9 @@
             <w:gridSpan w:val="5"/>
           </w:tcPr>
           <w:p>
-            <w:pPr>
-              <w:pStyle w:val="NoSpacing"/>
-              <w:rPr>
-                <w:b/>
-                <w:bCs/>
-                <w:sz w:val="20"/>
-                <w:szCs w:val="20"/>
-              </w:rPr>
-            </w:pPr>
+            <w:r>
+              <w:t>{{ training_required }}</w:t>
+            </w:r>
           </w:p>
         </w:tc>
       </w:tr>
@@ -2368,72 +2165,9 @@
             <w:gridSpan w:val="5"/>
           </w:tcPr>
           <w:p>
-            <w:pPr>
-              <w:pStyle w:val="NoSpacing"/>
-              <w:rPr>
-                <w:b/>
-                <w:bCs/>
-                <w:sz w:val="20"/>
-                <w:szCs w:val="20"/>
-              </w:rPr>
-            </w:pPr>
-          </w:p>
-          <w:p>
-            <w:pPr>
-              <w:pStyle w:val="NoSpacing"/>
-              <w:rPr>
-                <w:bCs/>
-                <w:sz w:val="20"/>
-                <w:szCs w:val="20"/>
-              </w:rPr>
-            </w:pPr>
-            <w:r>
-              <w:rPr>
-                <w:bCs/>
-                <w:sz w:val="20"/>
-                <w:szCs w:val="20"/>
-              </w:rPr>
-              <w:t>……………………………………………………………………………………………………………………................</w:t>
-            </w:r>
-          </w:p>
-          <w:p>
-            <w:pPr>
-              <w:pStyle w:val="NoSpacing"/>
-              <w:rPr>
-                <w:bCs/>
-                <w:sz w:val="20"/>
-                <w:szCs w:val="20"/>
-              </w:rPr>
-            </w:pPr>
-          </w:p>
-          <w:p>
-            <w:pPr>
-              <w:pStyle w:val="NoSpacing"/>
-              <w:rPr>
-                <w:bCs/>
-                <w:sz w:val="20"/>
-                <w:szCs w:val="20"/>
-              </w:rPr>
-            </w:pPr>
-            <w:r>
-              <w:rPr>
-                <w:bCs/>
-                <w:sz w:val="20"/>
-                <w:szCs w:val="20"/>
-              </w:rPr>
-              <w:t>……………………………………………………………………………………………………………………………………</w:t>
-            </w:r>
-          </w:p>
-          <w:p>
-            <w:pPr>
-              <w:pStyle w:val="NoSpacing"/>
-              <w:rPr>
-                <w:b/>
-                <w:bCs/>
-                <w:sz w:val="20"/>
-                <w:szCs w:val="20"/>
-              </w:rPr>
-            </w:pPr>
+            <w:r>
+              <w:t>{{ employee_comments }}</w:t>
+            </w:r>
           </w:p>
         </w:tc>
       </w:tr>
@@ -2479,37 +2213,9 @@
             <w:gridSpan w:val="2"/>
           </w:tcPr>
           <w:p>
-            <w:pPr>
-              <w:pStyle w:val="NoSpacing"/>
-              <w:rPr>
-                <w:b/>
-                <w:bCs/>
-                <w:sz w:val="20"/>
-                <w:szCs w:val="20"/>
-              </w:rPr>
-            </w:pPr>
-          </w:p>
-          <w:p>
-            <w:pPr>
-              <w:pStyle w:val="NoSpacing"/>
-              <w:rPr>
-                <w:b/>
-                <w:bCs/>
-                <w:sz w:val="20"/>
-                <w:szCs w:val="20"/>
-              </w:rPr>
-            </w:pPr>
-          </w:p>
-          <w:p>
-            <w:pPr>
-              <w:pStyle w:val="NoSpacing"/>
-              <w:rPr>
-                <w:b/>
-                <w:bCs/>
-                <w:sz w:val="20"/>
-                <w:szCs w:val="20"/>
-              </w:rPr>
-            </w:pPr>
+            <w:r>
+              <w:t>{{ employee_signature }}</w:t>
+            </w:r>
           </w:p>
         </w:tc>
         <w:tc>
@@ -2519,35 +2225,8 @@
             <w:shd w:val="clear" w:color="auto" w:fill="F2F2F2" w:themeFill="background1" w:themeFillShade="F2"/>
           </w:tcPr>
           <w:p>
-            <w:pPr>
-              <w:spacing w:after="160" w:line="259" w:lineRule="auto"/>
-              <w:rPr>
-                <w:b/>
-                <w:bCs/>
-                <w:sz w:val="8"/>
-                <w:szCs w:val="20"/>
-                <w:lang w:val="en-GB"/>
-              </w:rPr>
-            </w:pPr>
-          </w:p>
-          <w:p>
-            <w:pPr>
-              <w:pStyle w:val="NoSpacing"/>
-              <w:rPr>
-                <w:b/>
-                <w:bCs/>
-                <w:sz w:val="20"/>
-                <w:szCs w:val="20"/>
-              </w:rPr>
-            </w:pPr>
-            <w:r>
-              <w:rPr>
-                <w:b/>
-                <w:bCs/>
-                <w:sz w:val="20"/>
-                <w:szCs w:val="20"/>
-              </w:rPr>
-              <w:t>Date:</w:t>
+            <w:r>
+              <w:t>{{ employee_sign_date }}</w:t>
             </w:r>
           </w:p>
         </w:tc>
@@ -2612,26 +2291,9 @@
             <w:gridSpan w:val="2"/>
           </w:tcPr>
           <w:p>
-            <w:pPr>
-              <w:pStyle w:val="NoSpacing"/>
-              <w:rPr>
-                <w:b/>
-                <w:bCs/>
-                <w:sz w:val="20"/>
-                <w:szCs w:val="20"/>
-              </w:rPr>
-            </w:pPr>
-          </w:p>
-          <w:p>
-            <w:pPr>
-              <w:pStyle w:val="NoSpacing"/>
-              <w:rPr>
-                <w:b/>
-                <w:bCs/>
-                <w:sz w:val="20"/>
-                <w:szCs w:val="20"/>
-              </w:rPr>
-            </w:pPr>
+            <w:r>
+              <w:t>{{ evaluator_signature }}</w:t>
+            </w:r>
           </w:p>
         </w:tc>
         <w:tc>
@@ -2641,34 +2303,8 @@
             <w:shd w:val="clear" w:color="auto" w:fill="F2F2F2" w:themeFill="background1" w:themeFillShade="F2"/>
           </w:tcPr>
           <w:p>
-            <w:pPr>
-              <w:pStyle w:val="NoSpacing"/>
-              <w:rPr>
-                <w:b/>
-                <w:bCs/>
-                <w:sz w:val="20"/>
-                <w:szCs w:val="20"/>
-              </w:rPr>
-            </w:pPr>
-          </w:p>
-          <w:p>
-            <w:pPr>
-              <w:pStyle w:val="NoSpacing"/>
-              <w:rPr>
-                <w:b/>
-                <w:bCs/>
-                <w:sz w:val="20"/>
-                <w:szCs w:val="20"/>
-              </w:rPr>
-            </w:pPr>
-            <w:r>
-              <w:rPr>
-                <w:b/>
-                <w:bCs/>
-                <w:sz w:val="20"/>
-                <w:szCs w:val="20"/>
-              </w:rPr>
-              <w:t>Date:</w:t>
+            <w:r>
+              <w:t>{{ evaluator_sign_date }}</w:t>
             </w:r>
           </w:p>
         </w:tc>
@@ -2780,26 +2416,9 @@
             <w:tcW w:w="7351" w:type="dxa"/>
           </w:tcPr>
           <w:p>
-            <w:pPr>
-              <w:pStyle w:val="NoSpacing"/>
-              <w:rPr>
-                <w:b/>
-                <w:bCs/>
-                <w:sz w:val="20"/>
-                <w:szCs w:val="20"/>
-              </w:rPr>
-            </w:pPr>
-          </w:p>
-          <w:p>
-            <w:pPr>
-              <w:pStyle w:val="NoSpacing"/>
-              <w:rPr>
-                <w:b/>
-                <w:bCs/>
-                <w:sz w:val="20"/>
-                <w:szCs w:val="20"/>
-              </w:rPr>
-            </w:pPr>
+            <w:r>
+              <w:t>{{ concern_incharge_name }}</w:t>
+            </w:r>
           </w:p>
         </w:tc>
       </w:tr>
@@ -2908,141 +2527,9 @@
             <w:tcW w:w="7351" w:type="dxa"/>
           </w:tcPr>
           <w:p>
-            <w:pPr>
-              <w:pStyle w:val="NoSpacing"/>
-              <w:rPr>
-                <w:bCs/>
-                <w:sz w:val="20"/>
-                <w:szCs w:val="20"/>
-              </w:rPr>
-            </w:pPr>
-          </w:p>
-          <w:p>
-            <w:pPr>
-              <w:pStyle w:val="NoSpacing"/>
-              <w:rPr>
-                <w:bCs/>
-                <w:sz w:val="20"/>
-                <w:szCs w:val="20"/>
-              </w:rPr>
-            </w:pPr>
-            <w:r>
-              <w:rPr>
-                <w:bCs/>
-                <w:sz w:val="20"/>
-                <w:szCs w:val="20"/>
-              </w:rPr>
-              <w:t>……………………………………………………………………………………………………………………................</w:t>
-            </w:r>
-          </w:p>
-          <w:p>
-            <w:pPr>
-              <w:pStyle w:val="NoSpacing"/>
-              <w:rPr>
-                <w:bCs/>
-                <w:sz w:val="20"/>
-                <w:szCs w:val="20"/>
-              </w:rPr>
-            </w:pPr>
-          </w:p>
-          <w:p>
-            <w:pPr>
-              <w:pStyle w:val="NoSpacing"/>
-              <w:rPr>
-                <w:bCs/>
-                <w:sz w:val="20"/>
-                <w:szCs w:val="20"/>
-              </w:rPr>
-            </w:pPr>
-            <w:r>
-              <w:rPr>
-                <w:bCs/>
-                <w:sz w:val="20"/>
-                <w:szCs w:val="20"/>
-              </w:rPr>
-              <w:t>……………………………………………………………………………………………………………………………………</w:t>
-            </w:r>
-          </w:p>
-          <w:p>
-            <w:pPr>
-              <w:pStyle w:val="NoSpacing"/>
-              <w:rPr>
-                <w:bCs/>
-                <w:sz w:val="14"/>
-                <w:szCs w:val="20"/>
-              </w:rPr>
-            </w:pPr>
-          </w:p>
-          <w:p>
-            <w:pPr>
-              <w:pStyle w:val="NoSpacing"/>
-              <w:rPr>
-                <w:bCs/>
-                <w:sz w:val="20"/>
-                <w:szCs w:val="20"/>
-              </w:rPr>
-            </w:pPr>
-            <w:r>
-              <w:rPr>
-                <w:bCs/>
-                <w:sz w:val="20"/>
-                <w:szCs w:val="20"/>
-              </w:rPr>
-              <w:t>…………………………………………………………..</w:t>
-            </w:r>
-            <w:r>
-              <w:rPr>
-                <w:b/>
-                <w:bCs/>
-                <w:sz w:val="20"/>
-                <w:szCs w:val="20"/>
-              </w:rPr>
-              <w:t>Signature:</w:t>
-            </w:r>
-            <w:r>
-              <w:rPr>
-                <w:b/>
-                <w:bCs/>
-                <w:sz w:val="20"/>
-                <w:szCs w:val="20"/>
-              </w:rPr>
-              <w:t xml:space="preserve"> </w:t>
-            </w:r>
-            <w:r>
-              <w:rPr>
-                <w:bCs/>
-                <w:sz w:val="20"/>
-                <w:szCs w:val="20"/>
-              </w:rPr>
-              <w:t>……………………</w:t>
-            </w:r>
-            <w:r>
-              <w:rPr>
-                <w:bCs/>
-                <w:sz w:val="20"/>
-                <w:szCs w:val="20"/>
-              </w:rPr>
-              <w:t>..</w:t>
-            </w:r>
-            <w:r>
-              <w:rPr>
-                <w:bCs/>
-                <w:sz w:val="20"/>
-                <w:szCs w:val="20"/>
-              </w:rPr>
-              <w:t>………………................</w:t>
-            </w:r>
-          </w:p>
-          <w:p>
-            <w:pPr>
-              <w:pStyle w:val="NoSpacing"/>
-              <w:rPr>
-                <w:b/>
-                <w:bCs/>
-                <w:sz w:val="12"/>
-                <w:szCs w:val="20"/>
-              </w:rPr>
-            </w:pPr>
+            <w:r>
+              <w:t>{{ incharge_comments }}</w:t>
+            </w:r>
           </w:p>
         </w:tc>
       </w:tr>
@@ -3131,142 +2618,8 @@
             <w:tcW w:w="7351" w:type="dxa"/>
           </w:tcPr>
           <w:p>
-            <w:pPr>
-              <w:pStyle w:val="NoSpacing"/>
-              <w:rPr>
-                <w:bCs/>
-                <w:sz w:val="20"/>
-                <w:szCs w:val="20"/>
-              </w:rPr>
-            </w:pPr>
-          </w:p>
-          <w:p>
-            <w:pPr>
-              <w:pStyle w:val="NoSpacing"/>
-              <w:rPr>
-                <w:bCs/>
-                <w:sz w:val="20"/>
-                <w:szCs w:val="20"/>
-              </w:rPr>
-            </w:pPr>
-            <w:r>
-              <w:rPr>
-                <w:bCs/>
-                <w:sz w:val="20"/>
-                <w:szCs w:val="20"/>
-              </w:rPr>
-              <w:t>……………………………………………………………………………………………………………………................</w:t>
-            </w:r>
-          </w:p>
-          <w:p>
-            <w:pPr>
-              <w:pStyle w:val="NoSpacing"/>
-              <w:rPr>
-                <w:bCs/>
-                <w:sz w:val="20"/>
-                <w:szCs w:val="20"/>
-              </w:rPr>
-            </w:pPr>
-          </w:p>
-          <w:p>
-            <w:pPr>
-              <w:pStyle w:val="NoSpacing"/>
-              <w:rPr>
-                <w:bCs/>
-                <w:sz w:val="20"/>
-                <w:szCs w:val="20"/>
-              </w:rPr>
-            </w:pPr>
-            <w:r>
-              <w:rPr>
-                <w:bCs/>
-                <w:sz w:val="20"/>
-                <w:szCs w:val="20"/>
-              </w:rPr>
-              <w:t>……………………………………………………………………………………………………………………………………</w:t>
-            </w:r>
-          </w:p>
-          <w:p>
-            <w:pPr>
-              <w:pStyle w:val="NoSpacing"/>
-              <w:rPr>
-                <w:bCs/>
-                <w:sz w:val="20"/>
-                <w:szCs w:val="20"/>
-              </w:rPr>
-            </w:pPr>
-          </w:p>
-          <w:p>
-            <w:pPr>
-              <w:pStyle w:val="NoSpacing"/>
-              <w:rPr>
-                <w:bCs/>
-                <w:sz w:val="20"/>
-                <w:szCs w:val="20"/>
-              </w:rPr>
-            </w:pPr>
-            <w:r>
-              <w:rPr>
-                <w:bCs/>
-                <w:sz w:val="20"/>
-                <w:szCs w:val="20"/>
-              </w:rPr>
-              <w:t>……………………………………………………………</w:t>
-            </w:r>
-            <w:r>
-              <w:rPr>
-                <w:b/>
-                <w:bCs/>
-                <w:sz w:val="20"/>
-                <w:szCs w:val="20"/>
-              </w:rPr>
-              <w:t>Signature:</w:t>
-            </w:r>
-            <w:r>
-              <w:rPr>
-                <w:b/>
-                <w:bCs/>
-                <w:sz w:val="20"/>
-                <w:szCs w:val="20"/>
-              </w:rPr>
-              <w:t xml:space="preserve"> </w:t>
-            </w:r>
-            <w:r>
-              <w:rPr>
-                <w:bCs/>
-                <w:sz w:val="20"/>
-                <w:szCs w:val="20"/>
-              </w:rPr>
-              <w:t>………………………………………................</w:t>
-            </w:r>
-          </w:p>
-          <w:p>
-            <w:pPr>
-              <w:pStyle w:val="NoSpacing"/>
-              <w:rPr>
-                <w:bCs/>
-                <w:sz w:val="20"/>
-                <w:szCs w:val="20"/>
-              </w:rPr>
-            </w:pPr>
-          </w:p>
-          <w:p>
-            <w:pPr>
-              <w:pStyle w:val="NoSpacing"/>
-              <w:rPr>
-                <w:bCs/>
-                <w:sz w:val="20"/>
-                <w:szCs w:val="20"/>
-              </w:rPr>
-            </w:pPr>
-            <w:r>
-              <w:rPr>
-                <w:b/>
-                <w:bCs/>
-                <w:sz w:val="20"/>
-                <w:szCs w:val="20"/>
-              </w:rPr>
-              <w:tab/>
+            <w:r>
+              <w:t>{{ gm_remarks }}</w:t>
             </w:r>
           </w:p>
         </w:tc>
@@ -3327,200 +2680,9 @@
             <w:shd w:val="clear" w:color="auto" w:fill="FFFFFF" w:themeFill="background1"/>
           </w:tcPr>
           <w:p>
-            <w:pPr>
-              <w:pStyle w:val="ListParagraph"/>
-              <w:ind w:left="0"/>
-              <w:rPr>
-                <w:b/>
-                <w:bCs/>
-                <w:sz w:val="20"/>
-                <w:szCs w:val="20"/>
-                <w:u w:val="single"/>
-              </w:rPr>
-            </w:pPr>
-            <w:r>
-              <w:rPr>
-                <w:b/>
-                <w:bCs/>
-                <w:sz w:val="20"/>
-                <w:szCs w:val="20"/>
-                <w:u w:val="single"/>
-              </w:rPr>
-              <w:t>H</w:t>
-            </w:r>
-            <w:r>
-              <w:rPr>
-                <w:b/>
-                <w:bCs/>
-                <w:sz w:val="20"/>
-                <w:szCs w:val="20"/>
-                <w:u w:val="single"/>
-              </w:rPr>
-              <w:t>R</w:t>
-            </w:r>
-            <w:r>
-              <w:rPr>
-                <w:b/>
-                <w:bCs/>
-                <w:sz w:val="20"/>
-                <w:szCs w:val="20"/>
-                <w:u w:val="single"/>
-              </w:rPr>
-              <w:t xml:space="preserve"> </w:t>
-            </w:r>
-            <w:r>
-              <w:rPr>
-                <w:b/>
-                <w:bCs/>
-                <w:sz w:val="20"/>
-                <w:szCs w:val="20"/>
-                <w:u w:val="single"/>
-              </w:rPr>
-              <w:t>remarks</w:t>
-            </w:r>
-            <w:r>
-              <w:rPr>
-                <w:b/>
-                <w:bCs/>
-                <w:sz w:val="20"/>
-                <w:szCs w:val="20"/>
-                <w:u w:val="single"/>
-              </w:rPr>
-              <w:t>/com</w:t>
-            </w:r>
-            <w:r>
-              <w:rPr>
-                <w:b/>
-                <w:bCs/>
-                <w:sz w:val="20"/>
-                <w:szCs w:val="20"/>
-                <w:u w:val="single"/>
-              </w:rPr>
-              <w:t>m</w:t>
-            </w:r>
-            <w:r>
-              <w:rPr>
-                <w:b/>
-                <w:bCs/>
-                <w:sz w:val="20"/>
-                <w:szCs w:val="20"/>
-                <w:u w:val="single"/>
-              </w:rPr>
-              <w:t>ents</w:t>
-            </w:r>
-            <w:r>
-              <w:rPr>
-                <w:b/>
-                <w:bCs/>
-                <w:sz w:val="20"/>
-                <w:szCs w:val="20"/>
-                <w:u w:val="single"/>
-              </w:rPr>
-              <w:t>:</w:t>
-            </w:r>
-          </w:p>
-          <w:p>
-            <w:pPr>
-              <w:pStyle w:val="ListParagraph"/>
-              <w:ind w:left="0"/>
-              <w:rPr>
-                <w:b/>
-                <w:bCs/>
-              </w:rPr>
-            </w:pPr>
-          </w:p>
-          <w:p>
-            <w:pPr>
-              <w:pStyle w:val="ListParagraph"/>
-              <w:ind w:left="0"/>
-              <w:rPr>
-                <w:b/>
-                <w:bCs/>
-              </w:rPr>
-            </w:pPr>
-          </w:p>
-          <w:p>
-            <w:pPr>
-              <w:pStyle w:val="ListParagraph"/>
-              <w:ind w:left="0"/>
-              <w:rPr>
-                <w:b/>
-                <w:bCs/>
-              </w:rPr>
-            </w:pPr>
-          </w:p>
-          <w:p>
-            <w:pPr>
-              <w:pStyle w:val="ListParagraph"/>
-              <w:ind w:left="0"/>
-              <w:rPr>
-                <w:b/>
-                <w:bCs/>
-                <w:sz w:val="20"/>
-                <w:szCs w:val="20"/>
-                <w:u w:val="single"/>
-              </w:rPr>
-            </w:pPr>
-            <w:r>
-              <w:rPr>
-                <w:b/>
-                <w:bCs/>
-                <w:sz w:val="20"/>
-                <w:szCs w:val="20"/>
-                <w:u w:val="single"/>
-              </w:rPr>
-              <w:t xml:space="preserve">HR </w:t>
-            </w:r>
-            <w:r>
-              <w:rPr>
-                <w:b/>
-                <w:bCs/>
-                <w:sz w:val="20"/>
-                <w:szCs w:val="20"/>
-                <w:u w:val="single"/>
-              </w:rPr>
-              <w:t xml:space="preserve">Name &amp; </w:t>
-            </w:r>
-            <w:r>
-              <w:rPr>
-                <w:b/>
-                <w:bCs/>
-                <w:sz w:val="20"/>
-                <w:szCs w:val="20"/>
-                <w:u w:val="single"/>
-              </w:rPr>
-              <w:t>Signatu</w:t>
-            </w:r>
-            <w:r>
-              <w:rPr>
-                <w:b/>
-                <w:bCs/>
-                <w:sz w:val="20"/>
-                <w:szCs w:val="20"/>
-                <w:u w:val="single"/>
-              </w:rPr>
-              <w:t>r</w:t>
-            </w:r>
-            <w:r>
-              <w:rPr>
-                <w:b/>
-                <w:bCs/>
-                <w:sz w:val="20"/>
-                <w:szCs w:val="20"/>
-                <w:u w:val="single"/>
-              </w:rPr>
-              <w:t>e:</w:t>
-            </w:r>
-          </w:p>
-          <w:p>
-            <w:pPr>
-              <w:pStyle w:val="ListParagraph"/>
-              <w:ind w:left="0"/>
-              <w:rPr>
-                <w:b/>
-                <w:bCs/>
-              </w:rPr>
-            </w:pPr>
+            <w:r>
+              <w:t>{{ hr_remarks }}</w:t>
+            </w:r>
           </w:p>
         </w:tc>
       </w:tr>

--- a/HR Documents/Employee Performance Evaluation Form - INJAAZ.DOCX
+++ b/HR Documents/Employee Performance Evaluation Form - INJAAZ.DOCX
@@ -2620,6 +2620,9 @@
           <w:p>
             <w:r>
               <w:t>{{ gm_remarks }}</w:t>
+              <w:br/>
+              <w:br/>
+              <w:t>{{ gm_signature }}</w:t>
             </w:r>
           </w:p>
         </w:tc>
@@ -2682,6 +2685,9 @@
           <w:p>
             <w:r>
               <w:t>{{ hr_remarks }}</w:t>
+              <w:br/>
+              <w:br/>
+              <w:t>{{ hr_signature }}</w:t>
             </w:r>
           </w:p>
         </w:tc>

--- a/HR Documents/Employee Performance Evaluation Form - INJAAZ.DOCX
+++ b/HR Documents/Employee Performance Evaluation Form - INJAAZ.DOCX
@@ -2620,9 +2620,6 @@
           <w:p>
             <w:r>
               <w:t>{{ gm_remarks }}</w:t>
-              <w:br/>
-              <w:br/>
-              <w:t>{{ gm_signature }}</w:t>
             </w:r>
           </w:p>
         </w:tc>
@@ -2685,9 +2682,6 @@
           <w:p>
             <w:r>
               <w:t>{{ hr_remarks }}</w:t>
-              <w:br/>
-              <w:br/>
-              <w:t>{{ hr_signature }}</w:t>
             </w:r>
           </w:p>
         </w:tc>
